--- a/VI sem/PPO/lab01/lab01.docx
+++ b/VI sem/PPO/lab01/lab01.docx
@@ -63,7 +63,7 @@
           <w:szCs w:val="28"/>
           <w:lang w:val="ru-RU"/>
         </w:rPr>
-        <w:t>2</w:t>
+        <w:t>1</w:t>
       </w:r>
     </w:p>
     <w:p>
@@ -433,7 +433,27 @@
           <w:szCs w:val="28"/>
           <w:lang w:val="ru-RU"/>
         </w:rPr>
-        <w:t>2025 Минск</w:t>
+        <w:t>202</w:t>
+      </w:r>
+      <w:r>
+        <w:rPr>
+          <w:rFonts w:ascii="Times New Roman" w:hAnsi="Times New Roman" w:cs="Times New Roman"/>
+          <w:bCs/>
+          <w:sz w:val="28"/>
+          <w:szCs w:val="28"/>
+          <w:lang w:val="ru-RU"/>
+        </w:rPr>
+        <w:t>6</w:t>
+      </w:r>
+      <w:r>
+        <w:rPr>
+          <w:rFonts w:ascii="Times New Roman" w:hAnsi="Times New Roman" w:cs="Times New Roman"/>
+          <w:bCs/>
+          <w:sz w:val="28"/>
+          <w:szCs w:val="28"/>
+          <w:lang w:val="ru-RU"/>
+        </w:rPr>
+        <w:t xml:space="preserve"> Минск</w:t>
       </w:r>
     </w:p>
     <w:p>
@@ -2160,7 +2180,6 @@
         </w:rPr>
         <w:t xml:space="preserve">Назначением проекта «Журнал посещаемости объекта» является автоматизация процесса учета времени прибытия и убытия людей на охраняемую или режимную территорию (объект). В традиционном виде такой учет ведется в бумажных журналах, что сопряжено с рядом трудностей: низкая скорость поиска информации, риск утери или порчи записей, сложность формирования отчетов за определенный период, а также вероятность подделки записей или внесения в них </w:t>
       </w:r>
-      <w:proofErr w:type="spellStart"/>
       <w:r>
         <w:rPr>
           <w:rFonts w:ascii="Times New Roman" w:hAnsi="Times New Roman" w:cs="Times New Roman"/>
@@ -2170,7 +2189,6 @@
         </w:rPr>
         <w:t>постфактумных</w:t>
       </w:r>
-      <w:proofErr w:type="spellEnd"/>
       <w:r>
         <w:rPr>
           <w:rFonts w:ascii="Times New Roman" w:hAnsi="Times New Roman" w:cs="Times New Roman"/>
@@ -2536,15 +2554,7 @@
         <w:pStyle w:val="a"/>
       </w:pPr>
       <w:r>
-        <w:t xml:space="preserve">администратор безопасности требует, чтобы все действия пользователей системы </w:t>
-      </w:r>
-      <w:proofErr w:type="spellStart"/>
-      <w:r>
-        <w:t>логировались</w:t>
-      </w:r>
-      <w:proofErr w:type="spellEnd"/>
-      <w:r>
-        <w:t>, а внесение изменений в уже закрытые записи было невозможно без специальных прав.</w:t>
+        <w:t>администратор безопасности требует, чтобы все действия пользователей системы логировались, а внесение изменений в уже закрытые записи было невозможно без специальных прав.</w:t>
       </w:r>
     </w:p>
     <w:p>
@@ -2982,25 +2992,7 @@
           <w:sz w:val="28"/>
           <w:szCs w:val="28"/>
         </w:rPr>
-        <w:t xml:space="preserve">Архитектура продукта должна быть построена по клиент-серверной модели. Это обеспечит доступ к единой базе данных с нескольких автоматизированных рабочих мест (например, с двух постов охраны и кабинета начальника). В качестве сервера базы данных рекомендуется использовать реляционную СУБД (например, </w:t>
-      </w:r>
-      <w:proofErr w:type="spellStart"/>
-      <w:r>
-        <w:rPr>
-          <w:rFonts w:ascii="Times New Roman" w:hAnsi="Times New Roman" w:cs="Times New Roman"/>
-          <w:sz w:val="28"/>
-          <w:szCs w:val="28"/>
-        </w:rPr>
-        <w:t>PostgreSQL</w:t>
-      </w:r>
-      <w:proofErr w:type="spellEnd"/>
-      <w:r>
-        <w:rPr>
-          <w:rFonts w:ascii="Times New Roman" w:hAnsi="Times New Roman" w:cs="Times New Roman"/>
-          <w:sz w:val="28"/>
-          <w:szCs w:val="28"/>
-        </w:rPr>
-        <w:t xml:space="preserve"> или MySQL), что гарантирует надежность, поддержку транзакций и целостность ссылочных связей между таблицами. Клиентское приложение может быть выполнено в виде классического Windows-приложения (для удобства работы охранников на КПП) либо в виде веб-приложения, что упростит развертывание обновлений и доступ руководителям с различных устройств.</w:t>
+        <w:t>Архитектура продукта должна быть построена по клиент-серверной модели. Это обеспечит доступ к единой базе данных с нескольких автоматизированных рабочих мест (например, с двух постов охраны и кабинета начальника). В качестве сервера базы данных рекомендуется использовать реляционную СУБД (например, PostgreSQL или MySQL), что гарантирует надежность, поддержку транзакций и целостность ссылочных связей между таблицами. Клиентское приложение может быть выполнено в виде классического Windows-приложения (для удобства работы охранников на КПП) либо в виде веб-приложения, что упростит развертывание обновлений и доступ руководителям с различных устройств.</w:t>
       </w:r>
     </w:p>
     <w:p>
@@ -3063,43 +3055,7 @@
           <w:sz w:val="28"/>
           <w:szCs w:val="28"/>
         </w:rPr>
-        <w:t xml:space="preserve">Предполагаемые технологии. Для разработки серверной части может быть выбран язык Java (Spring Framework) или C# (ASP.NET Core), как наиболее стабильные и безопасные для корпоративных систем. Клиентское приложение можно разработать на C# (WPF или Windows </w:t>
-      </w:r>
-      <w:proofErr w:type="spellStart"/>
-      <w:r>
-        <w:rPr>
-          <w:rFonts w:ascii="Times New Roman" w:hAnsi="Times New Roman" w:cs="Times New Roman"/>
-          <w:sz w:val="28"/>
-          <w:szCs w:val="28"/>
-        </w:rPr>
-        <w:t>Forms</w:t>
-      </w:r>
-      <w:proofErr w:type="spellEnd"/>
-      <w:r>
-        <w:rPr>
-          <w:rFonts w:ascii="Times New Roman" w:hAnsi="Times New Roman" w:cs="Times New Roman"/>
-          <w:sz w:val="28"/>
-          <w:szCs w:val="28"/>
-        </w:rPr>
-        <w:t>) или с использованием JavaScript-фреймворков (</w:t>
-      </w:r>
-      <w:proofErr w:type="spellStart"/>
-      <w:r>
-        <w:rPr>
-          <w:rFonts w:ascii="Times New Roman" w:hAnsi="Times New Roman" w:cs="Times New Roman"/>
-          <w:sz w:val="28"/>
-          <w:szCs w:val="28"/>
-        </w:rPr>
-        <w:t>React</w:t>
-      </w:r>
-      <w:proofErr w:type="spellEnd"/>
-      <w:r>
-        <w:rPr>
-          <w:rFonts w:ascii="Times New Roman" w:hAnsi="Times New Roman" w:cs="Times New Roman"/>
-          <w:sz w:val="28"/>
-          <w:szCs w:val="28"/>
-        </w:rPr>
-        <w:t xml:space="preserve">, Vue.js) для веб-версии. Для </w:t>
+        <w:t xml:space="preserve">Предполагаемые технологии. Для разработки серверной части может быть выбран язык Java (Spring Framework) или C# (ASP.NET Core), как наиболее стабильные и безопасные для корпоративных систем. Клиентское приложение можно разработать на C# (WPF или Windows Forms) или с использованием JavaScript-фреймворков (React, Vue.js) для веб-версии. Для </w:t>
       </w:r>
       <w:r>
         <w:rPr>
@@ -3342,21 +3298,8 @@
           <w:szCs w:val="28"/>
         </w:rPr>
         <w:lastRenderedPageBreak/>
-        <w:t xml:space="preserve">Список использованных </w:t>
-      </w:r>
-      <w:proofErr w:type="spellStart"/>
-      <w:r>
-        <w:rPr>
-          <w:rFonts w:ascii="Times New Roman" w:hAnsi="Times New Roman" w:cs="Times New Roman"/>
-          <w:b/>
-          <w:bCs/>
-          <w:color w:val="000000" w:themeColor="text1"/>
-          <w:sz w:val="28"/>
-          <w:szCs w:val="28"/>
-        </w:rPr>
-        <w:t>источнико</w:t>
-      </w:r>
-      <w:proofErr w:type="spellEnd"/>
+        <w:t>Список использованных источнико</w:t>
+      </w:r>
       <w:r>
         <w:rPr>
           <w:rFonts w:ascii="Times New Roman" w:hAnsi="Times New Roman" w:cs="Times New Roman"/>
@@ -3387,25 +3330,7 @@
           <w:sz w:val="28"/>
           <w:szCs w:val="28"/>
         </w:rPr>
-        <w:t xml:space="preserve">1.  ГОСТ 19.201-78 Единая система программной документации. Техническое задание. Требования к содержанию и оформлению. – М.: </w:t>
-      </w:r>
-      <w:proofErr w:type="spellStart"/>
-      <w:r>
-        <w:rPr>
-          <w:rFonts w:ascii="Times New Roman" w:hAnsi="Times New Roman" w:cs="Times New Roman"/>
-          <w:sz w:val="28"/>
-          <w:szCs w:val="28"/>
-        </w:rPr>
-        <w:t>Стандартинформ</w:t>
-      </w:r>
-      <w:proofErr w:type="spellEnd"/>
-      <w:r>
-        <w:rPr>
-          <w:rFonts w:ascii="Times New Roman" w:hAnsi="Times New Roman" w:cs="Times New Roman"/>
-          <w:sz w:val="28"/>
-          <w:szCs w:val="28"/>
-        </w:rPr>
-        <w:t>, 1978.</w:t>
+        <w:t>1.  ГОСТ 19.201-78 Единая система программной документации. Техническое задание. Требования к содержанию и оформлению. – М.: Стандартинформ, 1978.</w:t>
       </w:r>
     </w:p>
     <w:p>
@@ -3424,25 +3349,7 @@
           <w:sz w:val="28"/>
           <w:szCs w:val="28"/>
         </w:rPr>
-        <w:t xml:space="preserve">2.  Орлов С.А., </w:t>
-      </w:r>
-      <w:proofErr w:type="spellStart"/>
-      <w:r>
-        <w:rPr>
-          <w:rFonts w:ascii="Times New Roman" w:hAnsi="Times New Roman" w:cs="Times New Roman"/>
-          <w:sz w:val="28"/>
-          <w:szCs w:val="28"/>
-        </w:rPr>
-        <w:t>Цимбалюк</w:t>
-      </w:r>
-      <w:proofErr w:type="spellEnd"/>
-      <w:r>
-        <w:rPr>
-          <w:rFonts w:ascii="Times New Roman" w:hAnsi="Times New Roman" w:cs="Times New Roman"/>
-          <w:sz w:val="28"/>
-          <w:szCs w:val="28"/>
-        </w:rPr>
-        <w:t xml:space="preserve"> Б.Я. Технологии разработки программного обеспечения. – СПб.: Питер, 2021.</w:t>
+        <w:t>2.  Орлов С.А., Цимбалюк Б.Я. Технологии разработки программного обеспечения. – СПб.: Питер, 2021.</w:t>
       </w:r>
     </w:p>
     <w:p>
@@ -3461,25 +3368,7 @@
           <w:sz w:val="28"/>
           <w:szCs w:val="28"/>
         </w:rPr>
-        <w:t xml:space="preserve">3.  </w:t>
-      </w:r>
-      <w:proofErr w:type="spellStart"/>
-      <w:r>
-        <w:rPr>
-          <w:rFonts w:ascii="Times New Roman" w:hAnsi="Times New Roman" w:cs="Times New Roman"/>
-          <w:sz w:val="28"/>
-          <w:szCs w:val="28"/>
-        </w:rPr>
-        <w:t>Вендров</w:t>
-      </w:r>
-      <w:proofErr w:type="spellEnd"/>
-      <w:r>
-        <w:rPr>
-          <w:rFonts w:ascii="Times New Roman" w:hAnsi="Times New Roman" w:cs="Times New Roman"/>
-          <w:sz w:val="28"/>
-          <w:szCs w:val="28"/>
-        </w:rPr>
-        <w:t xml:space="preserve"> А.М. Проектирование программного обеспечения экономических информационных систем. – М.: Финансы и статистика, 2020.</w:t>
+        <w:t>3.  Вендров А.М. Проектирование программного обеспечения экономических информационных систем. – М.: Финансы и статистика, 2020.</w:t>
       </w:r>
     </w:p>
     <w:sectPr>
